--- a/zht/docx/107.content.docx
+++ b/zht/docx/107.content.docx
@@ -375,18 +375,12 @@
           <w:lang w:val="zh_TW" w:bidi="zh_TW"/>
         </w:rPr>
       </w:r>
-      <w:hyperlink r:id="rId13">
-        <w:r>
-          <w:rPr>
-            <w:lang w:val="zh_TW" w:bidi="zh_TW"/>
-          </w:rPr>
-          <w:rPr>
-            <w:color w:val="0000EE"/>
-            <w:u w:val="single"/>
-          </w:rPr>
-          <w:t>歷代志上3:10</w:t>
-        </w:r>
-      </w:hyperlink>
+      <w:r>
+        <w:rPr>
+          <w:lang w:val="zh_TW" w:bidi="zh_TW"/>
+        </w:rPr>
+        <w:t>歷代志上3:10</w:t>
+      </w:r>
     </w:p>
     <w:p>
       <w:pPr>
@@ -399,18 +393,12 @@
           <w:lang w:val="zh_TW" w:bidi="zh_TW"/>
         </w:rPr>
       </w:r>
-      <w:hyperlink r:id="rId14">
-        <w:r>
-          <w:rPr>
-            <w:lang w:val="zh_TW" w:bidi="zh_TW"/>
-          </w:rPr>
-          <w:rPr>
-            <w:color w:val="0000EE"/>
-            <w:u w:val="single"/>
-          </w:rPr>
-          <w:t>列王紀上11:41–43</w:t>
-        </w:r>
-      </w:hyperlink>
+      <w:r>
+        <w:rPr>
+          <w:lang w:val="zh_TW" w:bidi="zh_TW"/>
+        </w:rPr>
+        <w:t>列王紀上11:41–43</w:t>
+      </w:r>
     </w:p>
     <w:p>
       <w:pPr>
@@ -423,18 +411,12 @@
           <w:lang w:val="zh_TW" w:bidi="zh_TW"/>
         </w:rPr>
       </w:r>
-      <w:hyperlink r:id="rId15">
-        <w:r>
-          <w:rPr>
-            <w:lang w:val="zh_TW" w:bidi="zh_TW"/>
-          </w:rPr>
-          <w:rPr>
-            <w:color w:val="0000EE"/>
-            <w:u w:val="single"/>
-          </w:rPr>
-          <w:t>列王紀上14:21</w:t>
-        </w:r>
-      </w:hyperlink>
+      <w:r>
+        <w:rPr>
+          <w:lang w:val="zh_TW" w:bidi="zh_TW"/>
+        </w:rPr>
+        <w:t>列王紀上14:21</w:t>
+      </w:r>
     </w:p>
     <w:p>
       <w:pPr>
@@ -447,18 +429,12 @@
           <w:lang w:val="zh_TW" w:bidi="zh_TW"/>
         </w:rPr>
       </w:r>
-      <w:hyperlink r:id="rId16">
-        <w:r>
-          <w:rPr>
-            <w:lang w:val="zh_TW" w:bidi="zh_TW"/>
-          </w:rPr>
-          <w:rPr>
-            <w:color w:val="0000EE"/>
-            <w:u w:val="single"/>
-          </w:rPr>
-          <w:t>馬太福音1:7</w:t>
-        </w:r>
-      </w:hyperlink>
+      <w:r>
+        <w:rPr>
+          <w:lang w:val="zh_TW" w:bidi="zh_TW"/>
+        </w:rPr>
+        <w:t>馬太福音1:7</w:t>
+      </w:r>
     </w:p>
     <w:p>
       <w:pPr>
@@ -899,18 +875,12 @@
           <w:lang w:val="zh_TW" w:bidi="zh_TW"/>
         </w:rPr>
       </w:r>
-      <w:hyperlink r:id="rId17">
-        <w:r>
-          <w:rPr>
-            <w:lang w:val="zh_TW" w:bidi="zh_TW"/>
-          </w:rPr>
-          <w:rPr>
-            <w:color w:val="0000EE"/>
-            <w:u w:val="single"/>
-          </w:rPr>
-          <w:t>彼得後書2:8</w:t>
-        </w:r>
-      </w:hyperlink>
+      <w:r>
+        <w:rPr>
+          <w:lang w:val="zh_TW" w:bidi="zh_TW"/>
+        </w:rPr>
+        <w:t>彼得後書2:8</w:t>
+      </w:r>
     </w:p>
     <w:p>
       <w:pPr>
@@ -923,18 +893,12 @@
           <w:lang w:val="zh_TW" w:bidi="zh_TW"/>
         </w:rPr>
       </w:r>
-      <w:hyperlink r:id="rId18">
-        <w:r>
-          <w:rPr>
-            <w:lang w:val="zh_TW" w:bidi="zh_TW"/>
-          </w:rPr>
-          <w:rPr>
-            <w:color w:val="0000EE"/>
-            <w:u w:val="single"/>
-          </w:rPr>
-          <w:t>創世記11:27–28</w:t>
-        </w:r>
-      </w:hyperlink>
+      <w:r>
+        <w:rPr>
+          <w:lang w:val="zh_TW" w:bidi="zh_TW"/>
+        </w:rPr>
+        <w:t>創世記11:27–28</w:t>
+      </w:r>
     </w:p>
     <w:p>
       <w:pPr>
@@ -947,18 +911,12 @@
           <w:lang w:val="zh_TW" w:bidi="zh_TW"/>
         </w:rPr>
       </w:r>
-      <w:hyperlink r:id="rId19">
-        <w:r>
-          <w:rPr>
-            <w:lang w:val="zh_TW" w:bidi="zh_TW"/>
-          </w:rPr>
-          <w:rPr>
-            <w:color w:val="0000EE"/>
-            <w:u w:val="single"/>
-          </w:rPr>
-          <w:t>創世記12:4–5</w:t>
-        </w:r>
-      </w:hyperlink>
+      <w:r>
+        <w:rPr>
+          <w:lang w:val="zh_TW" w:bidi="zh_TW"/>
+        </w:rPr>
+        <w:t>創世記12:4–5</w:t>
+      </w:r>
     </w:p>
     <w:p>
       <w:pPr>
@@ -1204,18 +1162,12 @@
           <w:lang w:val="zh_TW" w:bidi="zh_TW"/>
         </w:rPr>
       </w:r>
-      <w:hyperlink r:id="rId20">
-        <w:r>
-          <w:rPr>
-            <w:lang w:val="zh_TW" w:bidi="zh_TW"/>
-          </w:rPr>
-          <w:rPr>
-            <w:color w:val="0000EE"/>
-            <w:u w:val="single"/>
-          </w:rPr>
-          <w:t>提摩太後書1:15–18</w:t>
-        </w:r>
-      </w:hyperlink>
+      <w:r>
+        <w:rPr>
+          <w:lang w:val="zh_TW" w:bidi="zh_TW"/>
+        </w:rPr>
+        <w:t>提摩太後書1:15–18</w:t>
+      </w:r>
     </w:p>
     <w:p>
       <w:pPr>
@@ -1228,18 +1180,12 @@
           <w:lang w:val="zh_TW" w:bidi="zh_TW"/>
         </w:rPr>
       </w:r>
-      <w:hyperlink r:id="rId21">
-        <w:r>
-          <w:rPr>
-            <w:lang w:val="zh_TW" w:bidi="zh_TW"/>
-          </w:rPr>
-          <w:rPr>
-            <w:color w:val="0000EE"/>
-            <w:u w:val="single"/>
-          </w:rPr>
-          <w:t>使徒行傳22:25</w:t>
-        </w:r>
-      </w:hyperlink>
+      <w:r>
+        <w:rPr>
+          <w:lang w:val="zh_TW" w:bidi="zh_TW"/>
+        </w:rPr>
+        <w:t>使徒行傳22:25</w:t>
+      </w:r>
     </w:p>
     <w:p>
       <w:pPr>
@@ -1252,18 +1198,12 @@
           <w:lang w:val="zh_TW" w:bidi="zh_TW"/>
         </w:rPr>
       </w:r>
-      <w:hyperlink r:id="rId22">
-        <w:r>
-          <w:rPr>
-            <w:lang w:val="zh_TW" w:bidi="zh_TW"/>
-          </w:rPr>
-          <w:rPr>
-            <w:color w:val="0000EE"/>
-            <w:u w:val="single"/>
-          </w:rPr>
-          <w:t>使徒行傳28:14</w:t>
-        </w:r>
-      </w:hyperlink>
+      <w:r>
+        <w:rPr>
+          <w:lang w:val="zh_TW" w:bidi="zh_TW"/>
+        </w:rPr>
+        <w:t>使徒行傳28:14</w:t>
+      </w:r>
     </w:p>
     <w:p>
       <w:pPr>
@@ -1276,18 +1216,12 @@
           <w:lang w:val="zh_TW" w:bidi="zh_TW"/>
         </w:rPr>
       </w:r>
-      <w:hyperlink r:id="rId23">
-        <w:r>
-          <w:rPr>
-            <w:lang w:val="zh_TW" w:bidi="zh_TW"/>
-          </w:rPr>
-          <w:rPr>
-            <w:color w:val="0000EE"/>
-            <w:u w:val="single"/>
-          </w:rPr>
-          <w:t>約翰福音11:48</w:t>
-        </w:r>
-      </w:hyperlink>
+      <w:r>
+        <w:rPr>
+          <w:lang w:val="zh_TW" w:bidi="zh_TW"/>
+        </w:rPr>
+        <w:t>約翰福音11:48</w:t>
+      </w:r>
     </w:p>
     <w:p>
       <w:pPr>
@@ -1702,18 +1636,12 @@
           <w:lang w:val="zh_TW" w:bidi="zh_TW"/>
         </w:rPr>
       </w:r>
-      <w:hyperlink r:id="rId24">
-        <w:r>
-          <w:rPr>
-            <w:lang w:val="zh_TW" w:bidi="zh_TW"/>
-          </w:rPr>
-          <w:rPr>
-            <w:color w:val="0000EE"/>
-            <w:u w:val="single"/>
-          </w:rPr>
-          <w:t>歷代志上5:21</w:t>
-        </w:r>
-      </w:hyperlink>
+      <w:r>
+        <w:rPr>
+          <w:lang w:val="zh_TW" w:bidi="zh_TW"/>
+        </w:rPr>
+        <w:t>歷代志上5:21</w:t>
+      </w:r>
     </w:p>
     <w:p>
       <w:pPr>
@@ -1726,18 +1654,12 @@
           <w:lang w:val="zh_TW" w:bidi="zh_TW"/>
         </w:rPr>
       </w:r>
-      <w:hyperlink r:id="rId25">
-        <w:r>
-          <w:rPr>
-            <w:lang w:val="zh_TW" w:bidi="zh_TW"/>
-          </w:rPr>
-          <w:rPr>
-            <w:color w:val="0000EE"/>
-            <w:u w:val="single"/>
-          </w:rPr>
-          <w:t>歷代志下9:1–2</w:t>
-        </w:r>
-      </w:hyperlink>
+      <w:r>
+        <w:rPr>
+          <w:lang w:val="zh_TW" w:bidi="zh_TW"/>
+        </w:rPr>
+        <w:t>歷代志下9:1–2</w:t>
+      </w:r>
     </w:p>
     <w:p>
       <w:pPr>
@@ -1750,18 +1672,12 @@
           <w:lang w:val="zh_TW" w:bidi="zh_TW"/>
         </w:rPr>
       </w:r>
-      <w:hyperlink r:id="rId26">
-        <w:r>
-          <w:rPr>
-            <w:lang w:val="zh_TW" w:bidi="zh_TW"/>
-          </w:rPr>
-          <w:rPr>
-            <w:color w:val="0000EE"/>
-            <w:u w:val="single"/>
-          </w:rPr>
-          <w:t>出埃及記9:1–4</w:t>
-        </w:r>
-      </w:hyperlink>
+      <w:r>
+        <w:rPr>
+          <w:lang w:val="zh_TW" w:bidi="zh_TW"/>
+        </w:rPr>
+        <w:t>出埃及記9:1–4</w:t>
+      </w:r>
     </w:p>
     <w:p>
       <w:pPr>
@@ -1774,18 +1690,12 @@
           <w:lang w:val="zh_TW" w:bidi="zh_TW"/>
         </w:rPr>
       </w:r>
-      <w:hyperlink r:id="rId27">
-        <w:r>
-          <w:rPr>
-            <w:lang w:val="zh_TW" w:bidi="zh_TW"/>
-          </w:rPr>
-          <w:rPr>
-            <w:color w:val="0000EE"/>
-            <w:u w:val="single"/>
-          </w:rPr>
-          <w:t>馬可福音10:25</w:t>
-        </w:r>
-      </w:hyperlink>
+      <w:r>
+        <w:rPr>
+          <w:lang w:val="zh_TW" w:bidi="zh_TW"/>
+        </w:rPr>
+        <w:t>馬可福音10:25</w:t>
+      </w:r>
     </w:p>
     <w:p>
       <w:pPr>
@@ -1798,18 +1708,12 @@
           <w:lang w:val="zh_TW" w:bidi="zh_TW"/>
         </w:rPr>
       </w:r>
-      <w:hyperlink r:id="rId28">
-        <w:r>
-          <w:rPr>
-            <w:lang w:val="zh_TW" w:bidi="zh_TW"/>
-          </w:rPr>
-          <w:rPr>
-            <w:color w:val="0000EE"/>
-            <w:u w:val="single"/>
-          </w:rPr>
-          <w:t>馬太福音3:4</w:t>
-        </w:r>
-      </w:hyperlink>
+      <w:r>
+        <w:rPr>
+          <w:lang w:val="zh_TW" w:bidi="zh_TW"/>
+        </w:rPr>
+        <w:t>馬太福音3:4</w:t>
+      </w:r>
     </w:p>
     <w:p>
       <w:pPr>
@@ -1822,18 +1726,12 @@
           <w:lang w:val="zh_TW" w:bidi="zh_TW"/>
         </w:rPr>
       </w:r>
-      <w:hyperlink r:id="rId29">
-        <w:r>
-          <w:rPr>
-            <w:lang w:val="zh_TW" w:bidi="zh_TW"/>
-          </w:rPr>
-          <w:rPr>
-            <w:color w:val="0000EE"/>
-            <w:u w:val="single"/>
-          </w:rPr>
-          <w:t>馬太福音19:23–24</w:t>
-        </w:r>
-      </w:hyperlink>
+      <w:r>
+        <w:rPr>
+          <w:lang w:val="zh_TW" w:bidi="zh_TW"/>
+        </w:rPr>
+        <w:t>馬太福音19:23–24</w:t>
+      </w:r>
     </w:p>
     <w:p>
       <w:pPr>

--- a/zht/docx/107.content.docx
+++ b/zht/docx/107.content.docx
@@ -1101,19 +1101,7 @@
         <w:rPr>
           <w:lang w:val="zh_TW" w:bidi="zh_TW"/>
         </w:rPr>
-        <w:t>、</w:t>
-      </w:r>
-      <w:r>
-        <w:rPr>
-          <w:lang w:val="zh_TW" w:bidi="zh_TW"/>
-        </w:rPr>
-        <w:t>海</w:t>
-      </w:r>
-      <w:r>
-        <w:rPr>
-          <w:lang w:val="zh_TW" w:bidi="zh_TW"/>
-        </w:rPr>
-        <w:t>、</w:t>
+        <w:t>、海、</w:t>
       </w:r>
       <w:r>
         <w:rPr>
